--- a/03_Outputs/final scripts/zh/Module 7/7.2.0-zh.docx
+++ b/03_Outputs/final scripts/zh/Module 7/7.2.0-zh.docx
@@ -34,7 +34,7 @@
     </w:p>
     <w:p>
       <w:r>
-        <w:t>我们在这里探讨的方法为构建负责任、具有适应性、以实际需求为基础的能源项目奠定了基础。</w:t>
+        <w:t>我们在这里探讨的方法为构建负责任、具有适应性的能源项目奠定了基础，确保其根植于实际需求之中。</w:t>
       </w:r>
     </w:p>
     <w:sectPr>
